--- a/assets/module-5-comm/hw-6.docx
+++ b/assets/module-5-comm/hw-6.docx
@@ -33,21 +33,7 @@
           <w:rFonts w:ascii="PT Sans" w:hAnsi="PT Sans"/>
           <w:b/>
         </w:rPr>
-        <w:t xml:space="preserve">Homework </w:t>
-      </w:r>
-      <w:r>
-        <w:rPr>
-          <w:rFonts w:ascii="PT Sans" w:hAnsi="PT Sans"/>
-          <w:b/>
-        </w:rPr>
-        <w:t>6</w:t>
-      </w:r>
-      <w:r>
-        <w:rPr>
-          <w:rFonts w:ascii="PT Sans" w:hAnsi="PT Sans"/>
-          <w:b/>
-        </w:rPr>
-        <w:t xml:space="preserve"> – upload to grade scope</w:t>
+        <w:t>Homework 6 – upload to grade scope</w:t>
       </w:r>
     </w:p>
     <w:p>
@@ -64,21 +50,7 @@
           <w:rFonts w:ascii="PT Sans" w:hAnsi="PT Sans"/>
           <w:b/>
         </w:rPr>
-        <w:t xml:space="preserve">(Due </w:t>
-      </w:r>
-      <w:r>
-        <w:rPr>
-          <w:rFonts w:ascii="PT Sans" w:hAnsi="PT Sans"/>
-          <w:b/>
-        </w:rPr>
-        <w:t>December 4</w:t>
-      </w:r>
-      <w:r>
-        <w:rPr>
-          <w:rFonts w:ascii="PT Sans" w:hAnsi="PT Sans"/>
-          <w:b/>
-        </w:rPr>
-        <w:t>, before class, late submission will incur 20% points/day penalty)</w:t>
+        <w:t>(Due December 4, before class, late submission will incur 20% points/day penalty)</w:t>
       </w:r>
     </w:p>
     <w:p>
@@ -374,6 +346,18 @@
         <w:lastRenderedPageBreak/>
         <w:t xml:space="preserve">If you had a circuit element with a resistance of 1000 Ohm, what would the thermal noise voltage be at 300 K? </w:t>
       </w:r>
+      <w:r>
+        <w:rPr>
+          <w:rFonts w:ascii="PT Sans" w:hAnsi="PT Sans"/>
+        </w:rPr>
+        <w:t>Assume bandwidth of 100 KHz</w:t>
+      </w:r>
+      <w:r>
+        <w:rPr>
+          <w:rFonts w:ascii="PT Sans" w:hAnsi="PT Sans"/>
+        </w:rPr>
+        <w:t>.</w:t>
+      </w:r>
     </w:p>
     <w:p>
       <w:pPr>
@@ -469,7 +453,65 @@
         <w:rPr>
           <w:rFonts w:ascii="PT Sans" w:hAnsi="PT Sans"/>
         </w:rPr>
-        <w:t xml:space="preserve">Imagine I had a photodetector in reverse bias with light shining on it connected to a 10 kOhm resistor. We measure the voltage across this resistor. A) What are the sources of noise for the voltage measured across the device? B) If I have 1 mA of photocurrent in my photodetector, what will the actual RMS noise level of the voltage measured across the resistor be? Assume a sampling rate of 200 kHz (leading to a bandwidth of 100 KHz). </w:t>
+        <w:t xml:space="preserve">Imagine I had a photodetector in reverse bias with light shining on it connected to a 10 </w:t>
+      </w:r>
+      <w:proofErr w:type="spellStart"/>
+      <w:r>
+        <w:rPr>
+          <w:rFonts w:ascii="PT Sans" w:hAnsi="PT Sans"/>
+        </w:rPr>
+        <w:t>kOhm</w:t>
+      </w:r>
+      <w:proofErr w:type="spellEnd"/>
+      <w:r>
+        <w:rPr>
+          <w:rFonts w:ascii="PT Sans" w:hAnsi="PT Sans"/>
+        </w:rPr>
+        <w:t xml:space="preserve"> resistor. </w:t>
+      </w:r>
+      <w:r>
+        <w:rPr>
+          <w:rFonts w:ascii="PT Sans" w:hAnsi="PT Sans"/>
+        </w:rPr>
+        <w:t xml:space="preserve"> </w:t>
+      </w:r>
+      <w:r>
+        <w:rPr>
+          <w:rFonts w:ascii="PT Sans" w:hAnsi="PT Sans"/>
+        </w:rPr>
+        <w:t>We measure the voltage across this resistor</w:t>
+      </w:r>
+      <w:r>
+        <w:rPr>
+          <w:rFonts w:ascii="PT Sans" w:hAnsi="PT Sans"/>
+        </w:rPr>
+        <w:t xml:space="preserve"> </w:t>
+      </w:r>
+      <w:r>
+        <w:rPr>
+          <w:rFonts w:ascii="PT Sans" w:hAnsi="PT Sans"/>
+        </w:rPr>
+        <w:t>at 300 K</w:t>
+      </w:r>
+      <w:r>
+        <w:rPr>
+          <w:rFonts w:ascii="PT Sans" w:hAnsi="PT Sans"/>
+        </w:rPr>
+        <w:t xml:space="preserve">. A) What are the sources of noise for the voltage measured across the device? B) If I have 1 mA of photocurrent in my photodetector, what will the actual RMS noise level of the voltage measured across the resistor be? Assume a sampling rate of 200 kHz (leading to a bandwidth of 100 </w:t>
+      </w:r>
+      <w:proofErr w:type="spellStart"/>
+      <w:r>
+        <w:rPr>
+          <w:rFonts w:ascii="PT Sans" w:hAnsi="PT Sans"/>
+        </w:rPr>
+        <w:t>KHz</w:t>
+      </w:r>
+      <w:proofErr w:type="spellEnd"/>
+      <w:r>
+        <w:rPr>
+          <w:rFonts w:ascii="PT Sans" w:hAnsi="PT Sans"/>
+        </w:rPr>
+        <w:t xml:space="preserve">). </w:t>
       </w:r>
     </w:p>
     <w:p>
@@ -730,7 +772,6 @@
         <w:rPr>
           <w:rFonts w:ascii="PT Sans" w:hAnsi="PT Sans"/>
         </w:rPr>
-        <w:lastRenderedPageBreak/>
         <w:t xml:space="preserve"> </w:t>
       </w:r>
     </w:p>
@@ -901,7 +942,49 @@
           <w:rFonts w:ascii="PT Sans" w:hAnsi="PT Sans"/>
         </w:rPr>
         <w:lastRenderedPageBreak/>
-        <w:t>An optical detector system consists of: a photodiode operating at reverse bias of 5V. A resistor for converting current to voltage with resistance of 50kΩ. Incident light producing 2μA of photocurrent.  Calculate: a) The output voltage of the resistor, b) The RMS noise voltage if the system bandwidth is 1MHz and the photodiode dark current is 1nA. Consider the noise current sources to be thermal noise, shot noise from the photocurrent, and shot noise from the photodiode dark current. c) The signal-to-noise ratio (</w:t>
+        <w:t xml:space="preserve">An optical detector system consists </w:t>
+      </w:r>
+      <w:proofErr w:type="gramStart"/>
+      <w:r>
+        <w:rPr>
+          <w:rFonts w:ascii="PT Sans" w:hAnsi="PT Sans"/>
+        </w:rPr>
+        <w:t>of:</w:t>
+      </w:r>
+      <w:proofErr w:type="gramEnd"/>
+      <w:r>
+        <w:rPr>
+          <w:rFonts w:ascii="PT Sans" w:hAnsi="PT Sans"/>
+        </w:rPr>
+        <w:t xml:space="preserve"> a photodiode operating at reverse bias of 5V. A resistor for converting current to voltage with resistance of 50kΩ. Incident light producing 2μA of photocurrent.  Calculate: a) The output voltage of the resistor, b) The RMS noise voltage if the system bandwidth is 1MHz and the photodiode dark current is 1nA. Consider the noise current sources to be thermal noise, </w:t>
+      </w:r>
+      <w:proofErr w:type="gramStart"/>
+      <w:r>
+        <w:rPr>
+          <w:rFonts w:ascii="PT Sans" w:hAnsi="PT Sans"/>
+        </w:rPr>
+        <w:t>shot</w:t>
+      </w:r>
+      <w:proofErr w:type="gramEnd"/>
+      <w:r>
+        <w:rPr>
+          <w:rFonts w:ascii="PT Sans" w:hAnsi="PT Sans"/>
+        </w:rPr>
+        <w:t xml:space="preserve"> noise from the photocurrent, and </w:t>
+      </w:r>
+      <w:proofErr w:type="gramStart"/>
+      <w:r>
+        <w:rPr>
+          <w:rFonts w:ascii="PT Sans" w:hAnsi="PT Sans"/>
+        </w:rPr>
+        <w:t>shot</w:t>
+      </w:r>
+      <w:proofErr w:type="gramEnd"/>
+      <w:r>
+        <w:rPr>
+          <w:rFonts w:ascii="PT Sans" w:hAnsi="PT Sans"/>
+        </w:rPr>
+        <w:t xml:space="preserve"> noise from the photodiode dark current. c) The signal-to-noise ratio (</w:t>
       </w:r>
       <w:r>
         <w:rPr>

--- a/assets/module-5-comm/hw-6.docx
+++ b/assets/module-5-comm/hw-6.docx
@@ -16,7 +16,21 @@
           <w:rFonts w:ascii="PT Sans" w:hAnsi="PT Sans"/>
           <w:b/>
         </w:rPr>
-        <w:t xml:space="preserve">EE 105 Fall 2025 </w:t>
+        <w:t xml:space="preserve">EE 105 </w:t>
+      </w:r>
+      <w:r>
+        <w:rPr>
+          <w:rFonts w:ascii="PT Sans" w:hAnsi="PT Sans"/>
+          <w:b/>
+        </w:rPr>
+        <w:t>Spring 2026</w:t>
+      </w:r>
+      <w:r>
+        <w:rPr>
+          <w:rFonts w:ascii="PT Sans" w:hAnsi="PT Sans"/>
+          <w:b/>
+        </w:rPr>
+        <w:t xml:space="preserve"> </w:t>
       </w:r>
     </w:p>
     <w:p>
@@ -50,7 +64,21 @@
           <w:rFonts w:ascii="PT Sans" w:hAnsi="PT Sans"/>
           <w:b/>
         </w:rPr>
-        <w:t>(Due December 4, before class, late submission will incur 20% points/day penalty)</w:t>
+        <w:t xml:space="preserve">(Due </w:t>
+      </w:r>
+      <w:r>
+        <w:rPr>
+          <w:rFonts w:ascii="PT Sans" w:hAnsi="PT Sans"/>
+          <w:b/>
+        </w:rPr>
+        <w:t>April 30</w:t>
+      </w:r>
+      <w:r>
+        <w:rPr>
+          <w:rFonts w:ascii="PT Sans" w:hAnsi="PT Sans"/>
+          <w:b/>
+        </w:rPr>
+        <w:t>, before class, late submission will incur 20% points/day penalty)</w:t>
       </w:r>
     </w:p>
     <w:p>
